--- a/Docs/FEDCA2Distribution.docx
+++ b/Docs/FEDCA2Distribution.docx
@@ -112,8 +112,16 @@
               <w:rPr>
                 <w:color w:val="EE0000"/>
               </w:rPr>
-              <w:t>HTML and Javascript</w:t>
-            </w:r>
+              <w:t xml:space="preserve">HTML and </w:t>
+            </w:r>
+            <w:proofErr w:type="spellStart"/>
+            <w:r>
+              <w:rPr>
+                <w:color w:val="EE0000"/>
+              </w:rPr>
+              <w:t>Javascript</w:t>
+            </w:r>
+            <w:proofErr w:type="spellEnd"/>
           </w:p>
         </w:tc>
         <w:tc>
@@ -254,7 +262,13 @@
               <w:rPr>
                 <w:color w:val="4EA72E" w:themeColor="accent6"/>
               </w:rPr>
-              <w:t>70%</w:t>
+              <w:t>85</w:t>
+            </w:r>
+            <w:r>
+              <w:rPr>
+                <w:color w:val="4EA72E" w:themeColor="accent6"/>
+              </w:rPr>
+              <w:t>%</w:t>
             </w:r>
           </w:p>
           <w:p>
@@ -315,6 +329,7 @@
               <w14:uncheckedState w14:val="2610" w14:font="MS Gothic"/>
             </w14:checkbox>
           </w:sdtPr>
+          <w:sdtEndPr/>
           <w:sdtContent>
             <w:tc>
               <w:tcPr>
@@ -357,8 +372,16 @@
               <w:rPr>
                 <w:color w:val="EE0000"/>
               </w:rPr>
-              <w:t>HTML and Javascript</w:t>
-            </w:r>
+              <w:t xml:space="preserve">HTML and </w:t>
+            </w:r>
+            <w:proofErr w:type="spellStart"/>
+            <w:r>
+              <w:rPr>
+                <w:color w:val="EE0000"/>
+              </w:rPr>
+              <w:t>Javascript</w:t>
+            </w:r>
+            <w:proofErr w:type="spellEnd"/>
           </w:p>
         </w:tc>
         <w:tc>
@@ -496,9 +519,11 @@
             <w:vMerge w:val="restart"/>
           </w:tcPr>
           <w:p>
+            <w:proofErr w:type="spellStart"/>
             <w:r>
               <w:t>YuXi</w:t>
             </w:r>
+            <w:proofErr w:type="spellEnd"/>
           </w:p>
         </w:tc>
         <w:tc>
@@ -2136,15 +2161,6 @@
 </file>
 
 <file path=customXml/item1.xml><?xml version="1.0" encoding="utf-8"?>
-<?mso-contentType ?>
-<FormTemplates xmlns="http://schemas.microsoft.com/sharepoint/v3/contenttype/forms">
-  <Display>DocumentLibraryForm</Display>
-  <Edit>DocumentLibraryForm</Edit>
-  <New>DocumentLibraryForm</New>
-</FormTemplates>
-</file>
-
-<file path=customXml/item2.xml><?xml version="1.0" encoding="utf-8"?>
 <ct:contentTypeSchema xmlns:ct="http://schemas.microsoft.com/office/2006/metadata/contentType" xmlns:ma="http://schemas.microsoft.com/office/2006/metadata/properties/metaAttributes" ct:_="" ma:_="" ma:contentTypeName="Document" ma:contentTypeID="0x0101002285DB89E4847A46AA113B7AC5E68FC5" ma:contentTypeVersion="10" ma:contentTypeDescription="Create a new document." ma:contentTypeScope="" ma:versionID="0294ee7bac43adc269ff77be00765d0e">
   <xsd:schema xmlns:xsd="http://www.w3.org/2001/XMLSchema" xmlns:xs="http://www.w3.org/2001/XMLSchema" xmlns:p="http://schemas.microsoft.com/office/2006/metadata/properties" xmlns:ns3="f94e928f-f05d-4f43-a5ab-77664fa1059c" targetNamespace="http://schemas.microsoft.com/office/2006/metadata/properties" ma:root="true" ma:fieldsID="a23dd84f4dc29e43373820a8122fa6da" ns3:_="">
     <xsd:import namespace="f94e928f-f05d-4f43-a5ab-77664fa1059c"/>
@@ -2326,11 +2342,16 @@
 </ct:contentTypeSchema>
 </file>
 
-<file path=customXml/item3.xml><?xml version="1.0" encoding="utf-8"?>
-<b:Sources xmlns:b="http://schemas.openxmlformats.org/officeDocument/2006/bibliography" xmlns="http://schemas.openxmlformats.org/officeDocument/2006/bibliography" SelectedStyle="\APASixthEditionOfficeOnline.xsl" StyleName="APA" Version="6"/>
+<file path=customXml/item2.xml><?xml version="1.0" encoding="utf-8"?>
+<?mso-contentType ?>
+<FormTemplates xmlns="http://schemas.microsoft.com/sharepoint/v3/contenttype/forms">
+  <Display>DocumentLibraryForm</Display>
+  <Edit>DocumentLibraryForm</Edit>
+  <New>DocumentLibraryForm</New>
+</FormTemplates>
 </file>
 
-<file path=customXml/item4.xml><?xml version="1.0" encoding="utf-8"?>
+<file path=customXml/item3.xml><?xml version="1.0" encoding="utf-8"?>
 <p:properties xmlns:p="http://schemas.microsoft.com/office/2006/metadata/properties" xmlns:xsi="http://www.w3.org/2001/XMLSchema-instance" xmlns:pc="http://schemas.microsoft.com/office/infopath/2007/PartnerControls">
   <documentManagement>
     <_activity xmlns="f94e928f-f05d-4f43-a5ab-77664fa1059c" xsi:nil="true"/>
@@ -2338,15 +2359,11 @@
 </p:properties>
 </file>
 
-<file path=customXml/itemProps1.xml><?xml version="1.0" encoding="utf-8"?>
-<ds:datastoreItem xmlns:ds="http://schemas.openxmlformats.org/officeDocument/2006/customXml" ds:itemID="{82D2F0DB-0598-415E-9CF5-528049532B73}">
-  <ds:schemaRefs>
-    <ds:schemaRef ds:uri="http://schemas.microsoft.com/sharepoint/v3/contenttype/forms"/>
-  </ds:schemaRefs>
-</ds:datastoreItem>
+<file path=customXml/item4.xml><?xml version="1.0" encoding="utf-8"?>
+<b:Sources xmlns:b="http://schemas.openxmlformats.org/officeDocument/2006/bibliography" xmlns="http://schemas.openxmlformats.org/officeDocument/2006/bibliography" SelectedStyle="\APASixthEditionOfficeOnline.xsl" StyleName="APA" Version="6"/>
 </file>
 
-<file path=customXml/itemProps2.xml><?xml version="1.0" encoding="utf-8"?>
+<file path=customXml/itemProps1.xml><?xml version="1.0" encoding="utf-8"?>
 <ds:datastoreItem xmlns:ds="http://schemas.openxmlformats.org/officeDocument/2006/customXml" ds:itemID="{34793D8F-C02D-489C-8B28-41E2BD942F52}">
   <ds:schemaRefs>
     <ds:schemaRef ds:uri="http://schemas.microsoft.com/office/2006/metadata/contentType"/>
@@ -2364,15 +2381,15 @@
 </ds:datastoreItem>
 </file>
 
-<file path=customXml/itemProps3.xml><?xml version="1.0" encoding="utf-8"?>
-<ds:datastoreItem xmlns:ds="http://schemas.openxmlformats.org/officeDocument/2006/customXml" ds:itemID="{4DAA79F3-B784-435B-B2E2-76254CC37F42}">
+<file path=customXml/itemProps2.xml><?xml version="1.0" encoding="utf-8"?>
+<ds:datastoreItem xmlns:ds="http://schemas.openxmlformats.org/officeDocument/2006/customXml" ds:itemID="{82D2F0DB-0598-415E-9CF5-528049532B73}">
   <ds:schemaRefs>
-    <ds:schemaRef ds:uri="http://schemas.openxmlformats.org/officeDocument/2006/bibliography"/>
+    <ds:schemaRef ds:uri="http://schemas.microsoft.com/sharepoint/v3/contenttype/forms"/>
   </ds:schemaRefs>
 </ds:datastoreItem>
 </file>
 
-<file path=customXml/itemProps4.xml><?xml version="1.0" encoding="utf-8"?>
+<file path=customXml/itemProps3.xml><?xml version="1.0" encoding="utf-8"?>
 <ds:datastoreItem xmlns:ds="http://schemas.openxmlformats.org/officeDocument/2006/customXml" ds:itemID="{536CF66B-E0F5-4217-B073-37A78F43583C}">
   <ds:schemaRefs>
     <ds:schemaRef ds:uri="http://schemas.microsoft.com/office/2006/metadata/properties"/>
@@ -2380,4 +2397,12 @@
     <ds:schemaRef ds:uri="f94e928f-f05d-4f43-a5ab-77664fa1059c"/>
   </ds:schemaRefs>
 </ds:datastoreItem>
+</file>
+
+<file path=customXml/itemProps4.xml><?xml version="1.0" encoding="utf-8"?>
+<ds:datastoreItem xmlns:ds="http://schemas.openxmlformats.org/officeDocument/2006/customXml" ds:itemID="{4DAA79F3-B784-435B-B2E2-76254CC37F42}">
+  <ds:schemaRefs>
+    <ds:schemaRef ds:uri="http://schemas.openxmlformats.org/officeDocument/2006/bibliography"/>
+  </ds:schemaRefs>
+</ds:datastoreItem>
 </file>
--- a/Docs/FEDCA2Distribution.docx
+++ b/Docs/FEDCA2Distribution.docx
@@ -329,7 +329,6 @@
               <w14:uncheckedState w14:val="2610" w14:font="MS Gothic"/>
             </w14:checkbox>
           </w:sdtPr>
-          <w:sdtEndPr/>
           <w:sdtContent>
             <w:tc>
               <w:tcPr>
@@ -604,9 +603,15 @@
           <w:p>
             <w:r>
               <w:rPr>
-                <w:color w:val="EE0000"/>
-              </w:rPr>
-              <w:t>0%</w:t>
+                <w:color w:val="4EA72E" w:themeColor="accent6"/>
+              </w:rPr>
+              <w:t>85</w:t>
+            </w:r>
+            <w:r>
+              <w:rPr>
+                <w:color w:val="4EA72E" w:themeColor="accent6"/>
+              </w:rPr>
+              <w:t>%</w:t>
             </w:r>
           </w:p>
         </w:tc>
@@ -646,9 +651,15 @@
           <w:p>
             <w:r>
               <w:rPr>
-                <w:color w:val="EE0000"/>
-              </w:rPr>
-              <w:t>0%</w:t>
+                <w:color w:val="4EA72E" w:themeColor="accent6"/>
+              </w:rPr>
+              <w:t>85</w:t>
+            </w:r>
+            <w:r>
+              <w:rPr>
+                <w:color w:val="4EA72E" w:themeColor="accent6"/>
+              </w:rPr>
+              <w:t>%</w:t>
             </w:r>
           </w:p>
         </w:tc>
@@ -697,11 +708,22 @@
             <w:tcW w:w="1454" w:type="dxa"/>
           </w:tcPr>
           <w:p>
-            <w:r>
-              <w:rPr>
-                <w:color w:val="EE0000"/>
-              </w:rPr>
-              <w:t>0%</w:t>
+            <w:pPr>
+              <w:rPr>
+                <w:color w:val="4EA72E" w:themeColor="accent6"/>
+              </w:rPr>
+            </w:pPr>
+            <w:r>
+              <w:rPr>
+                <w:color w:val="4EA72E" w:themeColor="accent6"/>
+              </w:rPr>
+              <w:t>80</w:t>
+            </w:r>
+            <w:r>
+              <w:rPr>
+                <w:color w:val="4EA72E" w:themeColor="accent6"/>
+              </w:rPr>
+              <w:t>%</w:t>
             </w:r>
           </w:p>
         </w:tc>
@@ -748,7 +770,19 @@
               <w:rPr>
                 <w:color w:val="4EA72E" w:themeColor="accent6"/>
               </w:rPr>
-              <w:t>80%</w:t>
+              <w:t>8</w:t>
+            </w:r>
+            <w:r>
+              <w:rPr>
+                <w:color w:val="4EA72E" w:themeColor="accent6"/>
+              </w:rPr>
+              <w:t>5</w:t>
+            </w:r>
+            <w:r>
+              <w:rPr>
+                <w:color w:val="4EA72E" w:themeColor="accent6"/>
+              </w:rPr>
+              <w:t>%</w:t>
             </w:r>
           </w:p>
         </w:tc>
@@ -786,15 +820,20 @@
             <w:tcW w:w="1454" w:type="dxa"/>
           </w:tcPr>
           <w:p>
-            <w:r>
-              <w:rPr>
-                <w:color w:val="EE0000"/>
-              </w:rPr>
-              <w:t>50</w:t>
-            </w:r>
-            <w:r>
-              <w:rPr>
-                <w:color w:val="EE0000"/>
+            <w:pPr>
+              <w:rPr>
+                <w:color w:val="4EA72E" w:themeColor="accent6"/>
+              </w:rPr>
+            </w:pPr>
+            <w:r>
+              <w:rPr>
+                <w:color w:val="4EA72E" w:themeColor="accent6"/>
+              </w:rPr>
+              <w:t>80</w:t>
+            </w:r>
+            <w:r>
+              <w:rPr>
+                <w:color w:val="4EA72E" w:themeColor="accent6"/>
               </w:rPr>
               <w:t>%</w:t>
             </w:r>
@@ -811,6 +850,56 @@
     </w:sectPr>
   </w:body>
 </w:document>
+</file>
+
+<file path=word/endnotes.xml><?xml version="1.0" encoding="utf-8"?>
+<w:endnotes xmlns:wpc="http://schemas.microsoft.com/office/word/2010/wordprocessingCanvas" xmlns:cx="http://schemas.microsoft.com/office/drawing/2014/chartex" xmlns:cx1="http://schemas.microsoft.com/office/drawing/2015/9/8/chartex" xmlns:cx2="http://schemas.microsoft.com/office/drawing/2015/10/21/chartex" xmlns:cx3="http://schemas.microsoft.com/office/drawing/2016/5/9/chartex" xmlns:cx4="http://schemas.microsoft.com/office/drawing/2016/5/10/chartex" xmlns:cx5="http://schemas.microsoft.com/office/drawing/2016/5/11/chartex" xmlns:cx6="http://schemas.microsoft.com/office/drawing/2016/5/12/chartex" xmlns:cx7="http://schemas.microsoft.com/office/drawing/2016/5/13/chartex" xmlns:cx8="http://schemas.microsoft.com/office/drawing/2016/5/14/chartex" xmlns:mc="http://schemas.openxmlformats.org/markup-compatibility/2006" xmlns:aink="http://schemas.microsoft.com/office/drawing/2016/ink" xmlns:am3d="http://schemas.microsoft.com/office/drawing/2017/model3d" xmlns:o="urn:schemas-microsoft-com:office:office" xmlns:oel="http://schemas.microsoft.com/office/2019/extlst" xmlns:r="http://schemas.openxmlformats.org/officeDocument/2006/relationships" xmlns:m="http://schemas.openxmlformats.org/officeDocument/2006/math" xmlns:v="urn:schemas-microsoft-com:vml" xmlns:wp14="http://schemas.microsoft.com/office/word/2010/wordprocessingDrawing" xmlns:wp="http://schemas.openxmlformats.org/drawingml/2006/wordprocessingDrawing" xmlns:w10="urn:schemas-microsoft-com:office:word" xmlns:w="http://schemas.openxmlformats.org/wordprocessingml/2006/main" xmlns:w14="http://schemas.microsoft.com/office/word/2010/wordml" xmlns:w15="http://schemas.microsoft.com/office/word/2012/wordml" xmlns:w16cei="http://schemas.microsoft.com/office/word/2026/wordml/cei" xmlns:w16cex="http://schemas.microsoft.com/office/word/2018/wordml/cex" xmlns:w16cid="http://schemas.microsoft.com/office/word/2016/wordml/cid" xmlns:w16="http://schemas.microsoft.com/office/word/2018/wordml" xmlns:w16du="http://schemas.microsoft.com/office/word/2023/wordml/word16du" xmlns:w16sdtdh="http://schemas.microsoft.com/office/word/2020/wordml/sdtdatahash" xmlns:w16sdtfl="http://schemas.microsoft.com/office/word/2024/wordml/sdtformatlock" xmlns:w16se="http://schemas.microsoft.com/office/word/2015/wordml/symex" xmlns:wpg="http://schemas.microsoft.com/office/word/2010/wordprocessingGroup" xmlns:wpi="http://schemas.microsoft.com/office/word/2010/wordprocessingInk" xmlns:wne="http://schemas.microsoft.com/office/word/2006/wordml" xmlns:wps="http://schemas.microsoft.com/office/word/2010/wordprocessingShape" mc:Ignorable="w14 w15 w16se w16cid w16 w16cex w16sdtdh w16sdtfl w16du wp14">
+  <w:endnote w:type="separator" w:id="-1">
+    <w:p>
+      <w:pPr>
+        <w:spacing w:after="0" w:line="240" w:lineRule="auto"/>
+      </w:pPr>
+      <w:r>
+        <w:separator/>
+      </w:r>
+    </w:p>
+  </w:endnote>
+  <w:endnote w:type="continuationSeparator" w:id="0">
+    <w:p>
+      <w:pPr>
+        <w:spacing w:after="0" w:line="240" w:lineRule="auto"/>
+      </w:pPr>
+      <w:r>
+        <w:continuationSeparator/>
+      </w:r>
+    </w:p>
+  </w:endnote>
+</w:endnotes>
+</file>
+
+<file path=word/footnotes.xml><?xml version="1.0" encoding="utf-8"?>
+<w:footnotes xmlns:wpc="http://schemas.microsoft.com/office/word/2010/wordprocessingCanvas" xmlns:cx="http://schemas.microsoft.com/office/drawing/2014/chartex" xmlns:cx1="http://schemas.microsoft.com/office/drawing/2015/9/8/chartex" xmlns:cx2="http://schemas.microsoft.com/office/drawing/2015/10/21/chartex" xmlns:cx3="http://schemas.microsoft.com/office/drawing/2016/5/9/chartex" xmlns:cx4="http://schemas.microsoft.com/office/drawing/2016/5/10/chartex" xmlns:cx5="http://schemas.microsoft.com/office/drawing/2016/5/11/chartex" xmlns:cx6="http://schemas.microsoft.com/office/drawing/2016/5/12/chartex" xmlns:cx7="http://schemas.microsoft.com/office/drawing/2016/5/13/chartex" xmlns:cx8="http://schemas.microsoft.com/office/drawing/2016/5/14/chartex" xmlns:mc="http://schemas.openxmlformats.org/markup-compatibility/2006" xmlns:aink="http://schemas.microsoft.com/office/drawing/2016/ink" xmlns:am3d="http://schemas.microsoft.com/office/drawing/2017/model3d" xmlns:o="urn:schemas-microsoft-com:office:office" xmlns:oel="http://schemas.microsoft.com/office/2019/extlst" xmlns:r="http://schemas.openxmlformats.org/officeDocument/2006/relationships" xmlns:m="http://schemas.openxmlformats.org/officeDocument/2006/math" xmlns:v="urn:schemas-microsoft-com:vml" xmlns:wp14="http://schemas.microsoft.com/office/word/2010/wordprocessingDrawing" xmlns:wp="http://schemas.openxmlformats.org/drawingml/2006/wordprocessingDrawing" xmlns:w10="urn:schemas-microsoft-com:office:word" xmlns:w="http://schemas.openxmlformats.org/wordprocessingml/2006/main" xmlns:w14="http://schemas.microsoft.com/office/word/2010/wordml" xmlns:w15="http://schemas.microsoft.com/office/word/2012/wordml" xmlns:w16cei="http://schemas.microsoft.com/office/word/2026/wordml/cei" xmlns:w16cex="http://schemas.microsoft.com/office/word/2018/wordml/cex" xmlns:w16cid="http://schemas.microsoft.com/office/word/2016/wordml/cid" xmlns:w16="http://schemas.microsoft.com/office/word/2018/wordml" xmlns:w16du="http://schemas.microsoft.com/office/word/2023/wordml/word16du" xmlns:w16sdtdh="http://schemas.microsoft.com/office/word/2020/wordml/sdtdatahash" xmlns:w16sdtfl="http://schemas.microsoft.com/office/word/2024/wordml/sdtformatlock" xmlns:w16se="http://schemas.microsoft.com/office/word/2015/wordml/symex" xmlns:wpg="http://schemas.microsoft.com/office/word/2010/wordprocessingGroup" xmlns:wpi="http://schemas.microsoft.com/office/word/2010/wordprocessingInk" xmlns:wne="http://schemas.microsoft.com/office/word/2006/wordml" xmlns:wps="http://schemas.microsoft.com/office/word/2010/wordprocessingShape" mc:Ignorable="w14 w15 w16se w16cid w16 w16cex w16sdtdh w16sdtfl w16du wp14">
+  <w:footnote w:type="separator" w:id="-1">
+    <w:p>
+      <w:pPr>
+        <w:spacing w:after="0" w:line="240" w:lineRule="auto"/>
+      </w:pPr>
+      <w:r>
+        <w:separator/>
+      </w:r>
+    </w:p>
+  </w:footnote>
+  <w:footnote w:type="continuationSeparator" w:id="0">
+    <w:p>
+      <w:pPr>
+        <w:spacing w:after="0" w:line="240" w:lineRule="auto"/>
+      </w:pPr>
+      <w:r>
+        <w:continuationSeparator/>
+      </w:r>
+    </w:p>
+  </w:footnote>
+</w:footnotes>
 </file>
 
 <file path=word/numbering.xml><?xml version="1.0" encoding="utf-8"?>
@@ -1862,6 +1951,50 @@
       </w:tblBorders>
     </w:tblPr>
   </w:style>
+  <w:style w:type="paragraph" w:styleId="Header">
+    <w:name w:val="header"/>
+    <w:basedOn w:val="Normal"/>
+    <w:link w:val="HeaderChar"/>
+    <w:uiPriority w:val="99"/>
+    <w:unhideWhenUsed/>
+    <w:rsid w:val="007D246C"/>
+    <w:pPr>
+      <w:tabs>
+        <w:tab w:val="center" w:pos="4680"/>
+        <w:tab w:val="right" w:pos="9360"/>
+      </w:tabs>
+      <w:spacing w:after="0" w:line="240" w:lineRule="auto"/>
+    </w:pPr>
+  </w:style>
+  <w:style w:type="character" w:customStyle="1" w:styleId="HeaderChar">
+    <w:name w:val="Header Char"/>
+    <w:basedOn w:val="DefaultParagraphFont"/>
+    <w:link w:val="Header"/>
+    <w:uiPriority w:val="99"/>
+    <w:rsid w:val="007D246C"/>
+  </w:style>
+  <w:style w:type="paragraph" w:styleId="Footer">
+    <w:name w:val="footer"/>
+    <w:basedOn w:val="Normal"/>
+    <w:link w:val="FooterChar"/>
+    <w:uiPriority w:val="99"/>
+    <w:unhideWhenUsed/>
+    <w:rsid w:val="007D246C"/>
+    <w:pPr>
+      <w:tabs>
+        <w:tab w:val="center" w:pos="4680"/>
+        <w:tab w:val="right" w:pos="9360"/>
+      </w:tabs>
+      <w:spacing w:after="0" w:line="240" w:lineRule="auto"/>
+    </w:pPr>
+  </w:style>
+  <w:style w:type="character" w:customStyle="1" w:styleId="FooterChar">
+    <w:name w:val="Footer Char"/>
+    <w:basedOn w:val="DefaultParagraphFont"/>
+    <w:link w:val="Footer"/>
+    <w:uiPriority w:val="99"/>
+    <w:rsid w:val="007D246C"/>
+  </w:style>
 </w:styles>
 </file>
 
@@ -2161,6 +2294,15 @@
 </file>
 
 <file path=customXml/item1.xml><?xml version="1.0" encoding="utf-8"?>
+<?mso-contentType ?>
+<FormTemplates xmlns="http://schemas.microsoft.com/sharepoint/v3/contenttype/forms">
+  <Display>DocumentLibraryForm</Display>
+  <Edit>DocumentLibraryForm</Edit>
+  <New>DocumentLibraryForm</New>
+</FormTemplates>
+</file>
+
+<file path=customXml/item2.xml><?xml version="1.0" encoding="utf-8"?>
 <ct:contentTypeSchema xmlns:ct="http://schemas.microsoft.com/office/2006/metadata/contentType" xmlns:ma="http://schemas.microsoft.com/office/2006/metadata/properties/metaAttributes" ct:_="" ma:_="" ma:contentTypeName="Document" ma:contentTypeID="0x0101002285DB89E4847A46AA113B7AC5E68FC5" ma:contentTypeVersion="10" ma:contentTypeDescription="Create a new document." ma:contentTypeScope="" ma:versionID="0294ee7bac43adc269ff77be00765d0e">
   <xsd:schema xmlns:xsd="http://www.w3.org/2001/XMLSchema" xmlns:xs="http://www.w3.org/2001/XMLSchema" xmlns:p="http://schemas.microsoft.com/office/2006/metadata/properties" xmlns:ns3="f94e928f-f05d-4f43-a5ab-77664fa1059c" targetNamespace="http://schemas.microsoft.com/office/2006/metadata/properties" ma:root="true" ma:fieldsID="a23dd84f4dc29e43373820a8122fa6da" ns3:_="">
     <xsd:import namespace="f94e928f-f05d-4f43-a5ab-77664fa1059c"/>
@@ -2342,16 +2484,11 @@
 </ct:contentTypeSchema>
 </file>
 
-<file path=customXml/item2.xml><?xml version="1.0" encoding="utf-8"?>
-<?mso-contentType ?>
-<FormTemplates xmlns="http://schemas.microsoft.com/sharepoint/v3/contenttype/forms">
-  <Display>DocumentLibraryForm</Display>
-  <Edit>DocumentLibraryForm</Edit>
-  <New>DocumentLibraryForm</New>
-</FormTemplates>
+<file path=customXml/item3.xml><?xml version="1.0" encoding="utf-8"?>
+<b:Sources xmlns:b="http://schemas.openxmlformats.org/officeDocument/2006/bibliography" xmlns="http://schemas.openxmlformats.org/officeDocument/2006/bibliography" SelectedStyle="\APASixthEditionOfficeOnline.xsl" StyleName="APA" Version="6"/>
 </file>
 
-<file path=customXml/item3.xml><?xml version="1.0" encoding="utf-8"?>
+<file path=customXml/item4.xml><?xml version="1.0" encoding="utf-8"?>
 <p:properties xmlns:p="http://schemas.microsoft.com/office/2006/metadata/properties" xmlns:xsi="http://www.w3.org/2001/XMLSchema-instance" xmlns:pc="http://schemas.microsoft.com/office/infopath/2007/PartnerControls">
   <documentManagement>
     <_activity xmlns="f94e928f-f05d-4f43-a5ab-77664fa1059c" xsi:nil="true"/>
@@ -2359,11 +2496,15 @@
 </p:properties>
 </file>
 
-<file path=customXml/item4.xml><?xml version="1.0" encoding="utf-8"?>
-<b:Sources xmlns:b="http://schemas.openxmlformats.org/officeDocument/2006/bibliography" xmlns="http://schemas.openxmlformats.org/officeDocument/2006/bibliography" SelectedStyle="\APASixthEditionOfficeOnline.xsl" StyleName="APA" Version="6"/>
+<file path=customXml/itemProps1.xml><?xml version="1.0" encoding="utf-8"?>
+<ds:datastoreItem xmlns:ds="http://schemas.openxmlformats.org/officeDocument/2006/customXml" ds:itemID="{82D2F0DB-0598-415E-9CF5-528049532B73}">
+  <ds:schemaRefs>
+    <ds:schemaRef ds:uri="http://schemas.microsoft.com/sharepoint/v3/contenttype/forms"/>
+  </ds:schemaRefs>
+</ds:datastoreItem>
 </file>
 
-<file path=customXml/itemProps1.xml><?xml version="1.0" encoding="utf-8"?>
+<file path=customXml/itemProps2.xml><?xml version="1.0" encoding="utf-8"?>
 <ds:datastoreItem xmlns:ds="http://schemas.openxmlformats.org/officeDocument/2006/customXml" ds:itemID="{34793D8F-C02D-489C-8B28-41E2BD942F52}">
   <ds:schemaRefs>
     <ds:schemaRef ds:uri="http://schemas.microsoft.com/office/2006/metadata/contentType"/>
@@ -2381,15 +2522,15 @@
 </ds:datastoreItem>
 </file>
 
-<file path=customXml/itemProps2.xml><?xml version="1.0" encoding="utf-8"?>
-<ds:datastoreItem xmlns:ds="http://schemas.openxmlformats.org/officeDocument/2006/customXml" ds:itemID="{82D2F0DB-0598-415E-9CF5-528049532B73}">
+<file path=customXml/itemProps3.xml><?xml version="1.0" encoding="utf-8"?>
+<ds:datastoreItem xmlns:ds="http://schemas.openxmlformats.org/officeDocument/2006/customXml" ds:itemID="{4DAA79F3-B784-435B-B2E2-76254CC37F42}">
   <ds:schemaRefs>
-    <ds:schemaRef ds:uri="http://schemas.microsoft.com/sharepoint/v3/contenttype/forms"/>
+    <ds:schemaRef ds:uri="http://schemas.openxmlformats.org/officeDocument/2006/bibliography"/>
   </ds:schemaRefs>
 </ds:datastoreItem>
 </file>
 
-<file path=customXml/itemProps3.xml><?xml version="1.0" encoding="utf-8"?>
+<file path=customXml/itemProps4.xml><?xml version="1.0" encoding="utf-8"?>
 <ds:datastoreItem xmlns:ds="http://schemas.openxmlformats.org/officeDocument/2006/customXml" ds:itemID="{536CF66B-E0F5-4217-B073-37A78F43583C}">
   <ds:schemaRefs>
     <ds:schemaRef ds:uri="http://schemas.microsoft.com/office/2006/metadata/properties"/>
@@ -2397,12 +2538,4 @@
     <ds:schemaRef ds:uri="f94e928f-f05d-4f43-a5ab-77664fa1059c"/>
   </ds:schemaRefs>
 </ds:datastoreItem>
-</file>
-
-<file path=customXml/itemProps4.xml><?xml version="1.0" encoding="utf-8"?>
-<ds:datastoreItem xmlns:ds="http://schemas.openxmlformats.org/officeDocument/2006/customXml" ds:itemID="{4DAA79F3-B784-435B-B2E2-76254CC37F42}">
-  <ds:schemaRefs>
-    <ds:schemaRef ds:uri="http://schemas.openxmlformats.org/officeDocument/2006/bibliography"/>
-  </ds:schemaRefs>
-</ds:datastoreItem>
 </file>
--- a/Docs/FEDCA2Distribution.docx
+++ b/Docs/FEDCA2Distribution.docx
@@ -112,16 +112,8 @@
               <w:rPr>
                 <w:color w:val="EE0000"/>
               </w:rPr>
-              <w:t xml:space="preserve">HTML and </w:t>
-            </w:r>
-            <w:proofErr w:type="spellStart"/>
-            <w:r>
-              <w:rPr>
-                <w:color w:val="EE0000"/>
-              </w:rPr>
-              <w:t>Javascript</w:t>
-            </w:r>
-            <w:proofErr w:type="spellEnd"/>
+              <w:t>HTML and Javascript</w:t>
+            </w:r>
           </w:p>
         </w:tc>
         <w:tc>
@@ -208,7 +200,13 @@
               <w:rPr>
                 <w:color w:val="4EA72E" w:themeColor="accent6"/>
               </w:rPr>
-              <w:t>75%</w:t>
+              <w:t>8</w:t>
+            </w:r>
+            <w:r>
+              <w:rPr>
+                <w:color w:val="4EA72E" w:themeColor="accent6"/>
+              </w:rPr>
+              <w:t>5%</w:t>
             </w:r>
           </w:p>
           <w:p>
@@ -371,16 +369,8 @@
               <w:rPr>
                 <w:color w:val="EE0000"/>
               </w:rPr>
-              <w:t xml:space="preserve">HTML and </w:t>
-            </w:r>
-            <w:proofErr w:type="spellStart"/>
-            <w:r>
-              <w:rPr>
-                <w:color w:val="EE0000"/>
-              </w:rPr>
-              <w:t>Javascript</w:t>
-            </w:r>
-            <w:proofErr w:type="spellEnd"/>
+              <w:t>HTML and Javascript</w:t>
+            </w:r>
           </w:p>
         </w:tc>
         <w:tc>
@@ -452,9 +442,20 @@
             <w:tcW w:w="1454" w:type="dxa"/>
           </w:tcPr>
           <w:p>
-            <w:r>
-              <w:rPr>
-                <w:color w:val="EE0000"/>
+            <w:pPr>
+              <w:rPr>
+                <w:color w:val="4EA72E" w:themeColor="accent6"/>
+              </w:rPr>
+            </w:pPr>
+            <w:r>
+              <w:rPr>
+                <w:color w:val="4EA72E" w:themeColor="accent6"/>
+              </w:rPr>
+              <w:t>6</w:t>
+            </w:r>
+            <w:r>
+              <w:rPr>
+                <w:color w:val="4EA72E" w:themeColor="accent6"/>
               </w:rPr>
               <w:t>0%</w:t>
             </w:r>
@@ -496,12 +497,18 @@
           <w:p>
             <w:pPr>
               <w:rPr>
-                <w:color w:val="EE0000"/>
+                <w:color w:val="4EA72E" w:themeColor="accent6"/>
               </w:rPr>
             </w:pPr>
             <w:r>
               <w:rPr>
-                <w:color w:val="EE0000"/>
+                <w:color w:val="4EA72E" w:themeColor="accent6"/>
+              </w:rPr>
+              <w:t>6</w:t>
+            </w:r>
+            <w:r>
+              <w:rPr>
+                <w:color w:val="4EA72E" w:themeColor="accent6"/>
               </w:rPr>
               <w:t>0%</w:t>
             </w:r>
@@ -518,11 +525,9 @@
             <w:vMerge w:val="restart"/>
           </w:tcPr>
           <w:p>
-            <w:proofErr w:type="spellStart"/>
             <w:r>
               <w:t>YuXi</w:t>
             </w:r>
-            <w:proofErr w:type="spellEnd"/>
           </w:p>
         </w:tc>
         <w:tc>
@@ -2294,15 +2299,6 @@
 </file>
 
 <file path=customXml/item1.xml><?xml version="1.0" encoding="utf-8"?>
-<?mso-contentType ?>
-<FormTemplates xmlns="http://schemas.microsoft.com/sharepoint/v3/contenttype/forms">
-  <Display>DocumentLibraryForm</Display>
-  <Edit>DocumentLibraryForm</Edit>
-  <New>DocumentLibraryForm</New>
-</FormTemplates>
-</file>
-
-<file path=customXml/item2.xml><?xml version="1.0" encoding="utf-8"?>
 <ct:contentTypeSchema xmlns:ct="http://schemas.microsoft.com/office/2006/metadata/contentType" xmlns:ma="http://schemas.microsoft.com/office/2006/metadata/properties/metaAttributes" ct:_="" ma:_="" ma:contentTypeName="Document" ma:contentTypeID="0x0101002285DB89E4847A46AA113B7AC5E68FC5" ma:contentTypeVersion="10" ma:contentTypeDescription="Create a new document." ma:contentTypeScope="" ma:versionID="0294ee7bac43adc269ff77be00765d0e">
   <xsd:schema xmlns:xsd="http://www.w3.org/2001/XMLSchema" xmlns:xs="http://www.w3.org/2001/XMLSchema" xmlns:p="http://schemas.microsoft.com/office/2006/metadata/properties" xmlns:ns3="f94e928f-f05d-4f43-a5ab-77664fa1059c" targetNamespace="http://schemas.microsoft.com/office/2006/metadata/properties" ma:root="true" ma:fieldsID="a23dd84f4dc29e43373820a8122fa6da" ns3:_="">
     <xsd:import namespace="f94e928f-f05d-4f43-a5ab-77664fa1059c"/>
@@ -2484,11 +2480,16 @@
 </ct:contentTypeSchema>
 </file>
 
-<file path=customXml/item3.xml><?xml version="1.0" encoding="utf-8"?>
-<b:Sources xmlns:b="http://schemas.openxmlformats.org/officeDocument/2006/bibliography" xmlns="http://schemas.openxmlformats.org/officeDocument/2006/bibliography" SelectedStyle="\APASixthEditionOfficeOnline.xsl" StyleName="APA" Version="6"/>
+<file path=customXml/item2.xml><?xml version="1.0" encoding="utf-8"?>
+<?mso-contentType ?>
+<FormTemplates xmlns="http://schemas.microsoft.com/sharepoint/v3/contenttype/forms">
+  <Display>DocumentLibraryForm</Display>
+  <Edit>DocumentLibraryForm</Edit>
+  <New>DocumentLibraryForm</New>
+</FormTemplates>
 </file>
 
-<file path=customXml/item4.xml><?xml version="1.0" encoding="utf-8"?>
+<file path=customXml/item3.xml><?xml version="1.0" encoding="utf-8"?>
 <p:properties xmlns:p="http://schemas.microsoft.com/office/2006/metadata/properties" xmlns:xsi="http://www.w3.org/2001/XMLSchema-instance" xmlns:pc="http://schemas.microsoft.com/office/infopath/2007/PartnerControls">
   <documentManagement>
     <_activity xmlns="f94e928f-f05d-4f43-a5ab-77664fa1059c" xsi:nil="true"/>
@@ -2496,15 +2497,11 @@
 </p:properties>
 </file>
 
-<file path=customXml/itemProps1.xml><?xml version="1.0" encoding="utf-8"?>
-<ds:datastoreItem xmlns:ds="http://schemas.openxmlformats.org/officeDocument/2006/customXml" ds:itemID="{82D2F0DB-0598-415E-9CF5-528049532B73}">
-  <ds:schemaRefs>
-    <ds:schemaRef ds:uri="http://schemas.microsoft.com/sharepoint/v3/contenttype/forms"/>
-  </ds:schemaRefs>
-</ds:datastoreItem>
+<file path=customXml/item4.xml><?xml version="1.0" encoding="utf-8"?>
+<b:Sources xmlns:b="http://schemas.openxmlformats.org/officeDocument/2006/bibliography" xmlns="http://schemas.openxmlformats.org/officeDocument/2006/bibliography" SelectedStyle="\APASixthEditionOfficeOnline.xsl" StyleName="APA" Version="6"/>
 </file>
 
-<file path=customXml/itemProps2.xml><?xml version="1.0" encoding="utf-8"?>
+<file path=customXml/itemProps1.xml><?xml version="1.0" encoding="utf-8"?>
 <ds:datastoreItem xmlns:ds="http://schemas.openxmlformats.org/officeDocument/2006/customXml" ds:itemID="{34793D8F-C02D-489C-8B28-41E2BD942F52}">
   <ds:schemaRefs>
     <ds:schemaRef ds:uri="http://schemas.microsoft.com/office/2006/metadata/contentType"/>
@@ -2522,15 +2519,15 @@
 </ds:datastoreItem>
 </file>
 
-<file path=customXml/itemProps3.xml><?xml version="1.0" encoding="utf-8"?>
-<ds:datastoreItem xmlns:ds="http://schemas.openxmlformats.org/officeDocument/2006/customXml" ds:itemID="{4DAA79F3-B784-435B-B2E2-76254CC37F42}">
+<file path=customXml/itemProps2.xml><?xml version="1.0" encoding="utf-8"?>
+<ds:datastoreItem xmlns:ds="http://schemas.openxmlformats.org/officeDocument/2006/customXml" ds:itemID="{82D2F0DB-0598-415E-9CF5-528049532B73}">
   <ds:schemaRefs>
-    <ds:schemaRef ds:uri="http://schemas.openxmlformats.org/officeDocument/2006/bibliography"/>
+    <ds:schemaRef ds:uri="http://schemas.microsoft.com/sharepoint/v3/contenttype/forms"/>
   </ds:schemaRefs>
 </ds:datastoreItem>
 </file>
 
-<file path=customXml/itemProps4.xml><?xml version="1.0" encoding="utf-8"?>
+<file path=customXml/itemProps3.xml><?xml version="1.0" encoding="utf-8"?>
 <ds:datastoreItem xmlns:ds="http://schemas.openxmlformats.org/officeDocument/2006/customXml" ds:itemID="{536CF66B-E0F5-4217-B073-37A78F43583C}">
   <ds:schemaRefs>
     <ds:schemaRef ds:uri="http://schemas.microsoft.com/office/2006/metadata/properties"/>
@@ -2538,4 +2535,12 @@
     <ds:schemaRef ds:uri="f94e928f-f05d-4f43-a5ab-77664fa1059c"/>
   </ds:schemaRefs>
 </ds:datastoreItem>
+</file>
+
+<file path=customXml/itemProps4.xml><?xml version="1.0" encoding="utf-8"?>
+<ds:datastoreItem xmlns:ds="http://schemas.openxmlformats.org/officeDocument/2006/customXml" ds:itemID="{4DAA79F3-B784-435B-B2E2-76254CC37F42}">
+  <ds:schemaRefs>
+    <ds:schemaRef ds:uri="http://schemas.openxmlformats.org/officeDocument/2006/bibliography"/>
+  </ds:schemaRefs>
+</ds:datastoreItem>
 </file>
--- a/Docs/FEDCA2Distribution.docx
+++ b/Docs/FEDCA2Distribution.docx
@@ -2299,6 +2299,15 @@
 </file>
 
 <file path=customXml/item1.xml><?xml version="1.0" encoding="utf-8"?>
+<?mso-contentType ?>
+<FormTemplates xmlns="http://schemas.microsoft.com/sharepoint/v3/contenttype/forms">
+  <Display>DocumentLibraryForm</Display>
+  <Edit>DocumentLibraryForm</Edit>
+  <New>DocumentLibraryForm</New>
+</FormTemplates>
+</file>
+
+<file path=customXml/item2.xml><?xml version="1.0" encoding="utf-8"?>
 <ct:contentTypeSchema xmlns:ct="http://schemas.microsoft.com/office/2006/metadata/contentType" xmlns:ma="http://schemas.microsoft.com/office/2006/metadata/properties/metaAttributes" ct:_="" ma:_="" ma:contentTypeName="Document" ma:contentTypeID="0x0101002285DB89E4847A46AA113B7AC5E68FC5" ma:contentTypeVersion="10" ma:contentTypeDescription="Create a new document." ma:contentTypeScope="" ma:versionID="0294ee7bac43adc269ff77be00765d0e">
   <xsd:schema xmlns:xsd="http://www.w3.org/2001/XMLSchema" xmlns:xs="http://www.w3.org/2001/XMLSchema" xmlns:p="http://schemas.microsoft.com/office/2006/metadata/properties" xmlns:ns3="f94e928f-f05d-4f43-a5ab-77664fa1059c" targetNamespace="http://schemas.microsoft.com/office/2006/metadata/properties" ma:root="true" ma:fieldsID="a23dd84f4dc29e43373820a8122fa6da" ns3:_="">
     <xsd:import namespace="f94e928f-f05d-4f43-a5ab-77664fa1059c"/>
@@ -2480,16 +2489,11 @@
 </ct:contentTypeSchema>
 </file>
 
-<file path=customXml/item2.xml><?xml version="1.0" encoding="utf-8"?>
-<?mso-contentType ?>
-<FormTemplates xmlns="http://schemas.microsoft.com/sharepoint/v3/contenttype/forms">
-  <Display>DocumentLibraryForm</Display>
-  <Edit>DocumentLibraryForm</Edit>
-  <New>DocumentLibraryForm</New>
-</FormTemplates>
+<file path=customXml/item3.xml><?xml version="1.0" encoding="utf-8"?>
+<b:Sources xmlns:b="http://schemas.openxmlformats.org/officeDocument/2006/bibliography" xmlns="http://schemas.openxmlformats.org/officeDocument/2006/bibliography" SelectedStyle="\APASixthEditionOfficeOnline.xsl" StyleName="APA" Version="6"/>
 </file>
 
-<file path=customXml/item3.xml><?xml version="1.0" encoding="utf-8"?>
+<file path=customXml/item4.xml><?xml version="1.0" encoding="utf-8"?>
 <p:properties xmlns:p="http://schemas.microsoft.com/office/2006/metadata/properties" xmlns:xsi="http://www.w3.org/2001/XMLSchema-instance" xmlns:pc="http://schemas.microsoft.com/office/infopath/2007/PartnerControls">
   <documentManagement>
     <_activity xmlns="f94e928f-f05d-4f43-a5ab-77664fa1059c" xsi:nil="true"/>
@@ -2497,11 +2501,15 @@
 </p:properties>
 </file>
 
-<file path=customXml/item4.xml><?xml version="1.0" encoding="utf-8"?>
-<b:Sources xmlns:b="http://schemas.openxmlformats.org/officeDocument/2006/bibliography" xmlns="http://schemas.openxmlformats.org/officeDocument/2006/bibliography" SelectedStyle="\APASixthEditionOfficeOnline.xsl" StyleName="APA" Version="6"/>
+<file path=customXml/itemProps1.xml><?xml version="1.0" encoding="utf-8"?>
+<ds:datastoreItem xmlns:ds="http://schemas.openxmlformats.org/officeDocument/2006/customXml" ds:itemID="{82D2F0DB-0598-415E-9CF5-528049532B73}">
+  <ds:schemaRefs>
+    <ds:schemaRef ds:uri="http://schemas.microsoft.com/sharepoint/v3/contenttype/forms"/>
+  </ds:schemaRefs>
+</ds:datastoreItem>
 </file>
 
-<file path=customXml/itemProps1.xml><?xml version="1.0" encoding="utf-8"?>
+<file path=customXml/itemProps2.xml><?xml version="1.0" encoding="utf-8"?>
 <ds:datastoreItem xmlns:ds="http://schemas.openxmlformats.org/officeDocument/2006/customXml" ds:itemID="{34793D8F-C02D-489C-8B28-41E2BD942F52}">
   <ds:schemaRefs>
     <ds:schemaRef ds:uri="http://schemas.microsoft.com/office/2006/metadata/contentType"/>
@@ -2519,15 +2527,15 @@
 </ds:datastoreItem>
 </file>
 
-<file path=customXml/itemProps2.xml><?xml version="1.0" encoding="utf-8"?>
-<ds:datastoreItem xmlns:ds="http://schemas.openxmlformats.org/officeDocument/2006/customXml" ds:itemID="{82D2F0DB-0598-415E-9CF5-528049532B73}">
+<file path=customXml/itemProps3.xml><?xml version="1.0" encoding="utf-8"?>
+<ds:datastoreItem xmlns:ds="http://schemas.openxmlformats.org/officeDocument/2006/customXml" ds:itemID="{4DAA79F3-B784-435B-B2E2-76254CC37F42}">
   <ds:schemaRefs>
-    <ds:schemaRef ds:uri="http://schemas.microsoft.com/sharepoint/v3/contenttype/forms"/>
+    <ds:schemaRef ds:uri="http://schemas.openxmlformats.org/officeDocument/2006/bibliography"/>
   </ds:schemaRefs>
 </ds:datastoreItem>
 </file>
 
-<file path=customXml/itemProps3.xml><?xml version="1.0" encoding="utf-8"?>
+<file path=customXml/itemProps4.xml><?xml version="1.0" encoding="utf-8"?>
 <ds:datastoreItem xmlns:ds="http://schemas.openxmlformats.org/officeDocument/2006/customXml" ds:itemID="{536CF66B-E0F5-4217-B073-37A78F43583C}">
   <ds:schemaRefs>
     <ds:schemaRef ds:uri="http://schemas.microsoft.com/office/2006/metadata/properties"/>
@@ -2535,12 +2543,4 @@
     <ds:schemaRef ds:uri="f94e928f-f05d-4f43-a5ab-77664fa1059c"/>
   </ds:schemaRefs>
 </ds:datastoreItem>
-</file>
-
-<file path=customXml/itemProps4.xml><?xml version="1.0" encoding="utf-8"?>
-<ds:datastoreItem xmlns:ds="http://schemas.openxmlformats.org/officeDocument/2006/customXml" ds:itemID="{4DAA79F3-B784-435B-B2E2-76254CC37F42}">
-  <ds:schemaRefs>
-    <ds:schemaRef ds:uri="http://schemas.openxmlformats.org/officeDocument/2006/bibliography"/>
-  </ds:schemaRefs>
-</ds:datastoreItem>
 </file>
--- a/Docs/FEDCA2Distribution.docx
+++ b/Docs/FEDCA2Distribution.docx
@@ -112,8 +112,16 @@
               <w:rPr>
                 <w:color w:val="EE0000"/>
               </w:rPr>
-              <w:t>HTML and Javascript</w:t>
-            </w:r>
+              <w:t xml:space="preserve">HTML and </w:t>
+            </w:r>
+            <w:proofErr w:type="spellStart"/>
+            <w:r>
+              <w:rPr>
+                <w:color w:val="EE0000"/>
+              </w:rPr>
+              <w:t>Javascript</w:t>
+            </w:r>
+            <w:proofErr w:type="spellEnd"/>
           </w:p>
         </w:tc>
         <w:tc>
@@ -140,7 +148,13 @@
               <w:rPr>
                 <w:color w:val="4EA72E" w:themeColor="accent6"/>
               </w:rPr>
-              <w:t>90%</w:t>
+              <w:t>99</w:t>
+            </w:r>
+            <w:r>
+              <w:rPr>
+                <w:color w:val="4EA72E" w:themeColor="accent6"/>
+              </w:rPr>
+              <w:t>%</w:t>
             </w:r>
           </w:p>
           <w:p>
@@ -200,13 +214,13 @@
               <w:rPr>
                 <w:color w:val="4EA72E" w:themeColor="accent6"/>
               </w:rPr>
-              <w:t>8</w:t>
-            </w:r>
-            <w:r>
-              <w:rPr>
-                <w:color w:val="4EA72E" w:themeColor="accent6"/>
-              </w:rPr>
-              <w:t>5%</w:t>
+              <w:t>99</w:t>
+            </w:r>
+            <w:r>
+              <w:rPr>
+                <w:color w:val="4EA72E" w:themeColor="accent6"/>
+              </w:rPr>
+              <w:t>%</w:t>
             </w:r>
           </w:p>
           <w:p>
@@ -260,7 +274,7 @@
               <w:rPr>
                 <w:color w:val="4EA72E" w:themeColor="accent6"/>
               </w:rPr>
-              <w:t>85</w:t>
+              <w:t>99</w:t>
             </w:r>
             <w:r>
               <w:rPr>
@@ -327,6 +341,7 @@
               <w14:uncheckedState w14:val="2610" w14:font="MS Gothic"/>
             </w14:checkbox>
           </w:sdtPr>
+          <w:sdtEndPr/>
           <w:sdtContent>
             <w:tc>
               <w:tcPr>
@@ -369,8 +384,16 @@
               <w:rPr>
                 <w:color w:val="EE0000"/>
               </w:rPr>
-              <w:t>HTML and Javascript</w:t>
-            </w:r>
+              <w:t xml:space="preserve">HTML and </w:t>
+            </w:r>
+            <w:proofErr w:type="spellStart"/>
+            <w:r>
+              <w:rPr>
+                <w:color w:val="EE0000"/>
+              </w:rPr>
+              <w:t>Javascript</w:t>
+            </w:r>
+            <w:proofErr w:type="spellEnd"/>
           </w:p>
         </w:tc>
         <w:tc>
@@ -400,7 +423,13 @@
               <w:rPr>
                 <w:color w:val="4EA72E" w:themeColor="accent6"/>
               </w:rPr>
-              <w:t>65%</w:t>
+              <w:t>99</w:t>
+            </w:r>
+            <w:r>
+              <w:rPr>
+                <w:color w:val="4EA72E" w:themeColor="accent6"/>
+              </w:rPr>
+              <w:t>%</w:t>
             </w:r>
           </w:p>
           <w:p/>
@@ -451,13 +480,13 @@
               <w:rPr>
                 <w:color w:val="4EA72E" w:themeColor="accent6"/>
               </w:rPr>
-              <w:t>6</w:t>
-            </w:r>
-            <w:r>
-              <w:rPr>
-                <w:color w:val="4EA72E" w:themeColor="accent6"/>
-              </w:rPr>
-              <w:t>0%</w:t>
+              <w:t>99</w:t>
+            </w:r>
+            <w:r>
+              <w:rPr>
+                <w:color w:val="4EA72E" w:themeColor="accent6"/>
+              </w:rPr>
+              <w:t>%</w:t>
             </w:r>
           </w:p>
         </w:tc>
@@ -504,13 +533,13 @@
               <w:rPr>
                 <w:color w:val="4EA72E" w:themeColor="accent6"/>
               </w:rPr>
-              <w:t>6</w:t>
-            </w:r>
-            <w:r>
-              <w:rPr>
-                <w:color w:val="4EA72E" w:themeColor="accent6"/>
-              </w:rPr>
-              <w:t>0%</w:t>
+              <w:t>99</w:t>
+            </w:r>
+            <w:r>
+              <w:rPr>
+                <w:color w:val="4EA72E" w:themeColor="accent6"/>
+              </w:rPr>
+              <w:t>%</w:t>
             </w:r>
           </w:p>
         </w:tc>
@@ -525,9 +554,11 @@
             <w:vMerge w:val="restart"/>
           </w:tcPr>
           <w:p>
+            <w:proofErr w:type="spellStart"/>
             <w:r>
               <w:t>YuXi</w:t>
             </w:r>
+            <w:proofErr w:type="spellEnd"/>
           </w:p>
         </w:tc>
         <w:tc>
@@ -568,7 +599,13 @@
               <w:rPr>
                 <w:color w:val="4EA72E" w:themeColor="accent6"/>
               </w:rPr>
-              <w:t>80%</w:t>
+              <w:t>99</w:t>
+            </w:r>
+            <w:r>
+              <w:rPr>
+                <w:color w:val="4EA72E" w:themeColor="accent6"/>
+              </w:rPr>
+              <w:t>%</w:t>
             </w:r>
           </w:p>
         </w:tc>
@@ -610,7 +647,7 @@
               <w:rPr>
                 <w:color w:val="4EA72E" w:themeColor="accent6"/>
               </w:rPr>
-              <w:t>85</w:t>
+              <w:t>99</w:t>
             </w:r>
             <w:r>
               <w:rPr>
@@ -658,7 +695,7 @@
               <w:rPr>
                 <w:color w:val="4EA72E" w:themeColor="accent6"/>
               </w:rPr>
-              <w:t>85</w:t>
+              <w:t>99</w:t>
             </w:r>
             <w:r>
               <w:rPr>
@@ -722,7 +759,7 @@
               <w:rPr>
                 <w:color w:val="4EA72E" w:themeColor="accent6"/>
               </w:rPr>
-              <w:t>80</w:t>
+              <w:t>99</w:t>
             </w:r>
             <w:r>
               <w:rPr>
@@ -775,13 +812,7 @@
               <w:rPr>
                 <w:color w:val="4EA72E" w:themeColor="accent6"/>
               </w:rPr>
-              <w:t>8</w:t>
-            </w:r>
-            <w:r>
-              <w:rPr>
-                <w:color w:val="4EA72E" w:themeColor="accent6"/>
-              </w:rPr>
-              <w:t>5</w:t>
+              <w:t>99</w:t>
             </w:r>
             <w:r>
               <w:rPr>
@@ -834,7 +865,7 @@
               <w:rPr>
                 <w:color w:val="4EA72E" w:themeColor="accent6"/>
               </w:rPr>
-              <w:t>80</w:t>
+              <w:t>99</w:t>
             </w:r>
             <w:r>
               <w:rPr>

--- a/Docs/FEDCA2Distribution.docx
+++ b/Docs/FEDCA2Distribution.docx
@@ -148,7 +148,7 @@
               <w:rPr>
                 <w:color w:val="4EA72E" w:themeColor="accent6"/>
               </w:rPr>
-              <w:t>99</w:t>
+              <w:t>100</w:t>
             </w:r>
             <w:r>
               <w:rPr>
@@ -214,7 +214,7 @@
               <w:rPr>
                 <w:color w:val="4EA72E" w:themeColor="accent6"/>
               </w:rPr>
-              <w:t>99</w:t>
+              <w:t>100</w:t>
             </w:r>
             <w:r>
               <w:rPr>
@@ -274,7 +274,7 @@
               <w:rPr>
                 <w:color w:val="4EA72E" w:themeColor="accent6"/>
               </w:rPr>
-              <w:t>99</w:t>
+              <w:t>100</w:t>
             </w:r>
             <w:r>
               <w:rPr>
@@ -336,7 +336,7 @@
           <w:sdtPr>
             <w:id w:val="-750201724"/>
             <w14:checkbox>
-              <w14:checked w14:val="0"/>
+              <w14:checked w14:val="1"/>
               <w14:checkedState w14:val="2612" w14:font="MS Gothic"/>
               <w14:uncheckedState w14:val="2610" w14:font="MS Gothic"/>
             </w14:checkbox>
@@ -352,7 +352,7 @@
                   <w:rPr>
                     <w:rFonts w:ascii="MS Gothic" w:eastAsia="MS Gothic" w:hAnsi="MS Gothic" w:hint="eastAsia"/>
                   </w:rPr>
-                  <w:t>☐</w:t>
+                  <w:t>☒</w:t>
                 </w:r>
               </w:p>
             </w:tc>
@@ -423,7 +423,7 @@
               <w:rPr>
                 <w:color w:val="4EA72E" w:themeColor="accent6"/>
               </w:rPr>
-              <w:t>99</w:t>
+              <w:t>100</w:t>
             </w:r>
             <w:r>
               <w:rPr>
@@ -480,7 +480,7 @@
               <w:rPr>
                 <w:color w:val="4EA72E" w:themeColor="accent6"/>
               </w:rPr>
-              <w:t>99</w:t>
+              <w:t>100</w:t>
             </w:r>
             <w:r>
               <w:rPr>
@@ -533,7 +533,7 @@
               <w:rPr>
                 <w:color w:val="4EA72E" w:themeColor="accent6"/>
               </w:rPr>
-              <w:t>99</w:t>
+              <w:t>100</w:t>
             </w:r>
             <w:r>
               <w:rPr>
@@ -599,7 +599,7 @@
               <w:rPr>
                 <w:color w:val="4EA72E" w:themeColor="accent6"/>
               </w:rPr>
-              <w:t>99</w:t>
+              <w:t>100</w:t>
             </w:r>
             <w:r>
               <w:rPr>
@@ -647,7 +647,7 @@
               <w:rPr>
                 <w:color w:val="4EA72E" w:themeColor="accent6"/>
               </w:rPr>
-              <w:t>99</w:t>
+              <w:t>100</w:t>
             </w:r>
             <w:r>
               <w:rPr>
@@ -695,7 +695,7 @@
               <w:rPr>
                 <w:color w:val="4EA72E" w:themeColor="accent6"/>
               </w:rPr>
-              <w:t>99</w:t>
+              <w:t>100</w:t>
             </w:r>
             <w:r>
               <w:rPr>
@@ -759,7 +759,7 @@
               <w:rPr>
                 <w:color w:val="4EA72E" w:themeColor="accent6"/>
               </w:rPr>
-              <w:t>99</w:t>
+              <w:t>100</w:t>
             </w:r>
             <w:r>
               <w:rPr>
@@ -812,7 +812,7 @@
               <w:rPr>
                 <w:color w:val="4EA72E" w:themeColor="accent6"/>
               </w:rPr>
-              <w:t>99</w:t>
+              <w:t>100</w:t>
             </w:r>
             <w:r>
               <w:rPr>
@@ -865,7 +865,7 @@
               <w:rPr>
                 <w:color w:val="4EA72E" w:themeColor="accent6"/>
               </w:rPr>
-              <w:t>99</w:t>
+              <w:t>100</w:t>
             </w:r>
             <w:r>
               <w:rPr>
@@ -2330,12 +2330,7 @@
 </file>
 
 <file path=customXml/item1.xml><?xml version="1.0" encoding="utf-8"?>
-<?mso-contentType ?>
-<FormTemplates xmlns="http://schemas.microsoft.com/sharepoint/v3/contenttype/forms">
-  <Display>DocumentLibraryForm</Display>
-  <Edit>DocumentLibraryForm</Edit>
-  <New>DocumentLibraryForm</New>
-</FormTemplates>
+<b:Sources xmlns:b="http://schemas.openxmlformats.org/officeDocument/2006/bibliography" xmlns="http://schemas.openxmlformats.org/officeDocument/2006/bibliography" SelectedStyle="\APASixthEditionOfficeOnline.xsl" StyleName="APA" Version="6"/>
 </file>
 
 <file path=customXml/item2.xml><?xml version="1.0" encoding="utf-8"?>
@@ -2521,7 +2516,12 @@
 </file>
 
 <file path=customXml/item3.xml><?xml version="1.0" encoding="utf-8"?>
-<b:Sources xmlns:b="http://schemas.openxmlformats.org/officeDocument/2006/bibliography" xmlns="http://schemas.openxmlformats.org/officeDocument/2006/bibliography" SelectedStyle="\APASixthEditionOfficeOnline.xsl" StyleName="APA" Version="6"/>
+<?mso-contentType ?>
+<FormTemplates xmlns="http://schemas.microsoft.com/sharepoint/v3/contenttype/forms">
+  <Display>DocumentLibraryForm</Display>
+  <Edit>DocumentLibraryForm</Edit>
+  <New>DocumentLibraryForm</New>
+</FormTemplates>
 </file>
 
 <file path=customXml/item4.xml><?xml version="1.0" encoding="utf-8"?>
@@ -2533,9 +2533,9 @@
 </file>
 
 <file path=customXml/itemProps1.xml><?xml version="1.0" encoding="utf-8"?>
-<ds:datastoreItem xmlns:ds="http://schemas.openxmlformats.org/officeDocument/2006/customXml" ds:itemID="{82D2F0DB-0598-415E-9CF5-528049532B73}">
+<ds:datastoreItem xmlns:ds="http://schemas.openxmlformats.org/officeDocument/2006/customXml" ds:itemID="{4DAA79F3-B784-435B-B2E2-76254CC37F42}">
   <ds:schemaRefs>
-    <ds:schemaRef ds:uri="http://schemas.microsoft.com/sharepoint/v3/contenttype/forms"/>
+    <ds:schemaRef ds:uri="http://schemas.openxmlformats.org/officeDocument/2006/bibliography"/>
   </ds:schemaRefs>
 </ds:datastoreItem>
 </file>
@@ -2559,9 +2559,9 @@
 </file>
 
 <file path=customXml/itemProps3.xml><?xml version="1.0" encoding="utf-8"?>
-<ds:datastoreItem xmlns:ds="http://schemas.openxmlformats.org/officeDocument/2006/customXml" ds:itemID="{4DAA79F3-B784-435B-B2E2-76254CC37F42}">
+<ds:datastoreItem xmlns:ds="http://schemas.openxmlformats.org/officeDocument/2006/customXml" ds:itemID="{82D2F0DB-0598-415E-9CF5-528049532B73}">
   <ds:schemaRefs>
-    <ds:schemaRef ds:uri="http://schemas.openxmlformats.org/officeDocument/2006/bibliography"/>
+    <ds:schemaRef ds:uri="http://schemas.microsoft.com/sharepoint/v3/contenttype/forms"/>
   </ds:schemaRefs>
 </ds:datastoreItem>
 </file>
